--- a/docs/Naming_Game_Experiment_Guide.docx
+++ b/docs/Naming_Game_Experiment_Guide.docx
@@ -20504,12 +20504,11 @@
         <w:sz w:val="17"/>
         <w:szCs w:val="17"/>
       </w:rPr>
-      <w:t xml:space="preserve">LLM 命名博弈实验 · 审阅稿 v0.1 · 第 </w:t>
+      <w:t xml:space="preserve">LLM 命名博弈实验 · 审阅稿 v0.1 · </w:t>
       <w:fldChar w:fldCharType="begin"/>
       <w:instrText xml:space="preserve">PAGE</w:instrText>
       <w:fldChar w:fldCharType="separate"/>
       <w:fldChar w:fldCharType="end"/>
-      <w:t xml:space="preserve"> 页</w:t>
     </w:r>
   </w:p>
 </w:ftr>
